--- a/4-质量管理/运行记录类文件/040204-内部审核报告(截止2025年12月).docx
+++ b/4-质量管理/运行记录类文件/040204-内部审核报告(截止2025年12月).docx
@@ -124,8 +124,8 @@
           <w:lang w:eastAsia="zh-CN"/>
         </w:rPr>
       </w:pPr>
-      <w:bookmarkStart w:id="0" w:name="_Toc22522"/>
-      <w:bookmarkStart w:id="1" w:name="_Toc5082"/>
+      <w:bookmarkStart w:id="0" w:name="_Toc5082"/>
+      <w:bookmarkStart w:id="1" w:name="_Toc22522"/>
       <w:r>
         <w:rPr>
           <w:lang w:eastAsia="zh-CN"/>
@@ -188,12 +188,6 @@
             <w:insideH w:val="none" w:color="auto" w:sz="0" w:space="0"/>
             <w:insideV w:val="none" w:color="auto" w:sz="0" w:space="0"/>
           </w:tblBorders>
-          <w:tblCellMar>
-            <w:top w:w="0" w:type="dxa"/>
-            <w:left w:w="108" w:type="dxa"/>
-            <w:bottom w:w="0" w:type="dxa"/>
-            <w:right w:w="108" w:type="dxa"/>
-          </w:tblCellMar>
         </w:tblPrEx>
         <w:trPr>
           <w:trHeight w:val="810" w:hRule="atLeast"/>
@@ -270,7 +264,39 @@
                 <w:u w:val="single"/>
                 <w:lang w:eastAsia="zh-CN"/>
               </w:rPr>
-              <w:t>2026.1.16</w:t>
+              <w:t>202</w:t>
+            </w:r>
+            <w:r>
+              <w:rPr>
+                <w:rFonts w:hint="eastAsia"/>
+                <w:u w:val="single"/>
+                <w:lang w:val="en-US" w:eastAsia="zh-CN"/>
+              </w:rPr>
+              <w:t>5</w:t>
+            </w:r>
+            <w:r>
+              <w:rPr>
+                <w:rFonts w:hint="eastAsia"/>
+                <w:u w:val="single"/>
+                <w:lang w:eastAsia="zh-CN"/>
+              </w:rPr>
+              <w:t>.1</w:t>
+            </w:r>
+            <w:r>
+              <w:rPr>
+                <w:rFonts w:hint="eastAsia"/>
+                <w:u w:val="single"/>
+                <w:lang w:val="en-US" w:eastAsia="zh-CN"/>
+              </w:rPr>
+              <w:t>2</w:t>
+            </w:r>
+            <w:r>
+              <w:rPr>
+                <w:rFonts w:hint="eastAsia"/>
+                <w:u w:val="single"/>
+                <w:lang w:eastAsia="zh-CN"/>
+              </w:rPr>
+              <w:t>.16</w:t>
             </w:r>
           </w:p>
         </w:tc>
@@ -367,7 +393,39 @@
                 <w:u w:val="single"/>
                 <w:lang w:eastAsia="zh-CN"/>
               </w:rPr>
-              <w:t>2026.1.16</w:t>
+              <w:t>202</w:t>
+            </w:r>
+            <w:r>
+              <w:rPr>
+                <w:rFonts w:hint="eastAsia"/>
+                <w:u w:val="single"/>
+                <w:lang w:val="en-US" w:eastAsia="zh-CN"/>
+              </w:rPr>
+              <w:t>5</w:t>
+            </w:r>
+            <w:r>
+              <w:rPr>
+                <w:rFonts w:hint="eastAsia"/>
+                <w:u w:val="single"/>
+                <w:lang w:eastAsia="zh-CN"/>
+              </w:rPr>
+              <w:t>.1</w:t>
+            </w:r>
+            <w:r>
+              <w:rPr>
+                <w:rFonts w:hint="eastAsia"/>
+                <w:u w:val="single"/>
+                <w:lang w:val="en-US" w:eastAsia="zh-CN"/>
+              </w:rPr>
+              <w:t>2</w:t>
+            </w:r>
+            <w:r>
+              <w:rPr>
+                <w:rFonts w:hint="eastAsia"/>
+                <w:u w:val="single"/>
+                <w:lang w:eastAsia="zh-CN"/>
+              </w:rPr>
+              <w:t>.16</w:t>
             </w:r>
           </w:p>
         </w:tc>
@@ -462,7 +520,39 @@
                 <w:u w:val="single"/>
                 <w:lang w:eastAsia="zh-CN"/>
               </w:rPr>
-              <w:t>2026.1.16</w:t>
+              <w:t>202</w:t>
+            </w:r>
+            <w:r>
+              <w:rPr>
+                <w:rFonts w:hint="eastAsia"/>
+                <w:u w:val="single"/>
+                <w:lang w:val="en-US" w:eastAsia="zh-CN"/>
+              </w:rPr>
+              <w:t>5</w:t>
+            </w:r>
+            <w:r>
+              <w:rPr>
+                <w:rFonts w:hint="eastAsia"/>
+                <w:u w:val="single"/>
+                <w:lang w:eastAsia="zh-CN"/>
+              </w:rPr>
+              <w:t>.1</w:t>
+            </w:r>
+            <w:r>
+              <w:rPr>
+                <w:rFonts w:hint="eastAsia"/>
+                <w:u w:val="single"/>
+                <w:lang w:val="en-US" w:eastAsia="zh-CN"/>
+              </w:rPr>
+              <w:t>2</w:t>
+            </w:r>
+            <w:r>
+              <w:rPr>
+                <w:rFonts w:hint="eastAsia"/>
+                <w:u w:val="single"/>
+                <w:lang w:eastAsia="zh-CN"/>
+              </w:rPr>
+              <w:t>.16</w:t>
             </w:r>
           </w:p>
         </w:tc>
@@ -750,9 +840,9 @@
                 <w:position w:val="1"/>
                 <w:sz w:val="20"/>
                 <w:szCs w:val="20"/>
-                <w:lang w:eastAsia="zh-CN"/>
-              </w:rPr>
-              <w:t>6</w:t>
+                <w:lang w:val="en-US" w:eastAsia="zh-CN"/>
+              </w:rPr>
+              <w:t>5</w:t>
             </w:r>
             <w:r>
               <w:rPr>
@@ -762,7 +852,30 @@
                 <w:sz w:val="20"/>
                 <w:szCs w:val="20"/>
               </w:rPr>
-              <w:t>.1.</w:t>
+              <w:t>.1</w:t>
+            </w:r>
+            <w:r>
+              <w:rPr>
+                <w:rFonts w:hint="eastAsia" w:ascii="宋体" w:hAnsi="宋体" w:cs="宋体"/>
+                <w:spacing w:val="3"/>
+                <w:position w:val="1"/>
+                <w:sz w:val="20"/>
+                <w:szCs w:val="20"/>
+                <w:lang w:val="en-US" w:eastAsia="zh-CN"/>
+              </w:rPr>
+              <w:t>2</w:t>
+            </w:r>
+            <w:bookmarkStart w:id="23" w:name="_GoBack"/>
+            <w:bookmarkEnd w:id="23"/>
+            <w:r>
+              <w:rPr>
+                <w:rFonts w:ascii="宋体" w:hAnsi="宋体" w:cs="宋体"/>
+                <w:spacing w:val="3"/>
+                <w:position w:val="1"/>
+                <w:sz w:val="20"/>
+                <w:szCs w:val="20"/>
+              </w:rPr>
+              <w:t>.</w:t>
             </w:r>
             <w:r>
               <w:rPr>
@@ -1205,12 +1318,6 @@
             <w:insideH w:val="single" w:color="000000" w:sz="2" w:space="0"/>
             <w:insideV w:val="single" w:color="000000" w:sz="2" w:space="0"/>
           </w:tblBorders>
-          <w:tblCellMar>
-            <w:top w:w="0" w:type="dxa"/>
-            <w:left w:w="0" w:type="dxa"/>
-            <w:bottom w:w="0" w:type="dxa"/>
-            <w:right w:w="0" w:type="dxa"/>
-          </w:tblCellMar>
         </w:tblPrEx>
         <w:trPr>
           <w:trHeight w:val="556" w:hRule="atLeast"/>
@@ -1304,12 +1411,6 @@
             <w:insideH w:val="single" w:color="000000" w:sz="2" w:space="0"/>
             <w:insideV w:val="single" w:color="000000" w:sz="2" w:space="0"/>
           </w:tblBorders>
-          <w:tblCellMar>
-            <w:top w:w="0" w:type="dxa"/>
-            <w:left w:w="0" w:type="dxa"/>
-            <w:bottom w:w="0" w:type="dxa"/>
-            <w:right w:w="0" w:type="dxa"/>
-          </w:tblCellMar>
         </w:tblPrEx>
         <w:trPr>
           <w:trHeight w:val="561" w:hRule="atLeast"/>
@@ -2204,9 +2305,9 @@
       <w:r>
         <w:t>运维服务相关部门，包括：</w:t>
       </w:r>
-      <w:bookmarkStart w:id="6" w:name="_bookmark2"/>
+      <w:bookmarkStart w:id="6" w:name="3审核依据"/>
       <w:bookmarkEnd w:id="6"/>
-      <w:bookmarkStart w:id="7" w:name="3审核依据"/>
+      <w:bookmarkStart w:id="7" w:name="_bookmark2"/>
       <w:bookmarkEnd w:id="7"/>
       <w:r>
         <w:rPr>
@@ -2508,9 +2609,9 @@
           <w:lang w:eastAsia="zh-CN"/>
         </w:rPr>
       </w:pPr>
-      <w:bookmarkStart w:id="13" w:name="_Toc21096"/>
-      <w:bookmarkStart w:id="14" w:name="_Toc14732"/>
-      <w:bookmarkStart w:id="15" w:name="_Toc12210"/>
+      <w:bookmarkStart w:id="13" w:name="_Toc12210"/>
+      <w:bookmarkStart w:id="14" w:name="_Toc21096"/>
+      <w:bookmarkStart w:id="15" w:name="_Toc14732"/>
       <w:r>
         <w:rPr>
           <w:rFonts w:hint="eastAsia"/>
@@ -2683,8 +2784,8 @@
       </w:pPr>
       <w:bookmarkStart w:id="17" w:name="bookmark3"/>
       <w:bookmarkEnd w:id="17"/>
-      <w:bookmarkStart w:id="18" w:name="_Toc26826"/>
-      <w:bookmarkStart w:id="19" w:name="_Toc17424"/>
+      <w:bookmarkStart w:id="18" w:name="_Toc17424"/>
+      <w:bookmarkStart w:id="19" w:name="_Toc26826"/>
       <w:r>
         <w:rPr>
           <w:rStyle w:val="39"/>
@@ -2779,8 +2880,6 @@
       </w:pPr>
       <w:bookmarkStart w:id="21" w:name="_Toc20845"/>
       <w:bookmarkStart w:id="22" w:name="_Toc3108"/>
-      <w:bookmarkStart w:id="23" w:name="_GoBack"/>
-      <w:bookmarkEnd w:id="23"/>
       <w:r>
         <w:rPr>
           <w:rFonts w:hint="eastAsia"/>
